--- a/laba1/report_tora_lash_business_card.docx
+++ b/laba1/report_tora_lash_business_card.docx
@@ -66,14 +66,7 @@
           <w:color w:val="333333"/>
           <w:lang w:val="ru-RU"/>
         </w:rPr>
-        <w:t xml:space="preserve">Тематика оформления: </w:t>
-      </w:r>
-      <w:r>
-        <w:rPr>
-          <w:color w:val="333333"/>
-          <w:lang w:val="ru-RU"/>
-        </w:rPr>
-        <w:t xml:space="preserve">студия по наращиванию ресниц </w:t>
+        <w:t xml:space="preserve">Тематика оформления: студия по наращиванию ресниц </w:t>
       </w:r>
       <w:r>
         <w:rPr>
@@ -128,8 +121,6 @@
           <w:lang w:val="ru-RU"/>
         </w:rPr>
       </w:pPr>
-      <w:bookmarkStart w:id="0" w:name="_GoBack"/>
-      <w:bookmarkEnd w:id="0"/>
     </w:p>
     <w:p>
       <w:pPr>
@@ -275,10 +266,7 @@
       </w:pPr>
       <w:r>
         <w:lastRenderedPageBreak/>
-        <w:t xml:space="preserve">1. Цель </w:t>
-      </w:r>
-      <w:r>
-        <w:t>работы</w:t>
+        <w:t>1. Цель работы</w:t>
       </w:r>
     </w:p>
     <w:p>
@@ -300,13 +288,7 @@
         <w:rPr>
           <w:lang w:val="ru-RU"/>
         </w:rPr>
-        <w:t>, которая запрашивает персональные данные пользователя, выполняет преобразование введенных строк в числовые типы данных, вычисляет приблизительный возраст и выводит результат в фо</w:t>
-      </w:r>
-      <w:r>
-        <w:rPr>
-          <w:lang w:val="ru-RU"/>
-        </w:rPr>
-        <w:t>рматированном виде.</w:t>
+        <w:t>, которая запрашивает персональные данные пользователя, выполняет преобразование введенных строк в числовые типы данных, вычисляет приблизительный возраст и выводит результат в форматированном виде.</w:t>
       </w:r>
     </w:p>
     <w:p>
@@ -435,10 +417,7 @@
       </w:r>
       <w:proofErr w:type="spellStart"/>
       <w:r>
-        <w:t>datetim</w:t>
-      </w:r>
-      <w:r>
-        <w:t>e</w:t>
+        <w:t>datetime</w:t>
       </w:r>
       <w:proofErr w:type="spellEnd"/>
       <w:r>
@@ -530,13 +509,7 @@
         <w:rPr>
           <w:lang w:val="ru-RU"/>
         </w:rPr>
-        <w:t>Оформление сделано в мяг</w:t>
-      </w:r>
-      <w:r>
-        <w:rPr>
-          <w:lang w:val="ru-RU"/>
-        </w:rPr>
-        <w:t xml:space="preserve">кой розовой стилистике </w:t>
+        <w:t xml:space="preserve">Оформление сделано в мягкой розовой стилистике </w:t>
       </w:r>
       <w:r>
         <w:t>Tora</w:t>
@@ -599,13 +572,7 @@
         <w:rPr>
           <w:lang w:val="ru-RU"/>
         </w:rPr>
-        <w:t xml:space="preserve">Ниже представлен исходный </w:t>
-      </w:r>
-      <w:r>
-        <w:rPr>
-          <w:lang w:val="ru-RU"/>
-        </w:rPr>
-        <w:t>код программы с комментариями.</w:t>
+        <w:t>Ниже представлен исходный код программы с комментариями.</w:t>
       </w:r>
     </w:p>
     <w:p>
@@ -851,15 +818,7 @@
           <w:sz w:val="17"/>
           <w:lang w:val="ru-RU"/>
         </w:rPr>
-        <w:t xml:space="preserve"># Если терминал их не поддерживает, программа </w:t>
-      </w:r>
-      <w:r>
-        <w:rPr>
-          <w:rFonts w:ascii="Courier New" w:eastAsia="Courier New" w:hAnsi="Courier New"/>
-          <w:sz w:val="17"/>
-          <w:lang w:val="ru-RU"/>
-        </w:rPr>
-        <w:t>все равно будет работать корректно.</w:t>
+        <w:t># Если терминал их не поддерживает, программа все равно будет работать корректно.</w:t>
       </w:r>
     </w:p>
     <w:p>
@@ -988,6 +947,8 @@
         </w:rPr>
         <w:t xml:space="preserve">        value = input(prompt).strip()</w:t>
       </w:r>
+      <w:bookmarkStart w:id="0" w:name="_GoBack"/>
+      <w:bookmarkEnd w:id="0"/>
     </w:p>
     <w:p>
       <w:pPr>
@@ -1348,14 +1309,7 @@
           <w:rFonts w:ascii="Courier New" w:eastAsia="Courier New" w:hAnsi="Courier New"/>
           <w:sz w:val="17"/>
         </w:rPr>
-        <w:t xml:space="preserve">            print("Ошибка</w:t>
-      </w:r>
-      <w:r>
-        <w:rPr>
-          <w:rFonts w:ascii="Courier New" w:eastAsia="Courier New" w:hAnsi="Courier New"/>
-          <w:sz w:val="17"/>
-        </w:rPr>
-        <w:t>: нужно ввести целое число.")</w:t>
+        <w:t xml:space="preserve">            print("Ошибка: нужно ввести целое число.")</w:t>
       </w:r>
     </w:p>
     <w:p>
@@ -1540,9 +1494,6 @@
     <w:p>
       <w:pPr>
         <w:spacing w:after="0" w:line="240" w:lineRule="auto"/>
-        <w:rPr>
-          <w:lang w:val="ru-RU"/>
-        </w:rPr>
       </w:pPr>
       <w:r>
         <w:rPr>
@@ -1591,7 +1542,6 @@
         <w:rPr>
           <w:rFonts w:ascii="Courier New" w:eastAsia="Courier New" w:hAnsi="Courier New"/>
           <w:sz w:val="17"/>
-          <w:lang w:val="ru-RU"/>
         </w:rPr>
         <w:t>: 165.5")</w:t>
       </w:r>
@@ -1599,15 +1549,11 @@
     <w:p>
       <w:pPr>
         <w:spacing w:after="0" w:line="240" w:lineRule="auto"/>
-        <w:rPr>
-          <w:lang w:val="ru-RU"/>
-        </w:rPr>
-      </w:pPr>
-      <w:r>
-        <w:rPr>
-          <w:rFonts w:ascii="Courier New" w:eastAsia="Courier New" w:hAnsi="Courier New"/>
-          <w:sz w:val="17"/>
-          <w:lang w:val="ru-RU"/>
+      </w:pPr>
+      <w:r>
+        <w:rPr>
+          <w:rFonts w:ascii="Courier New" w:eastAsia="Courier New" w:hAnsi="Courier New"/>
+          <w:sz w:val="17"/>
         </w:rPr>
         <w:t xml:space="preserve"> </w:t>
       </w:r>
@@ -1615,15 +1561,11 @@
     <w:p>
       <w:pPr>
         <w:spacing w:after="0" w:line="240" w:lineRule="auto"/>
-        <w:rPr>
-          <w:lang w:val="ru-RU"/>
-        </w:rPr>
-      </w:pPr>
-      <w:r>
-        <w:rPr>
-          <w:rFonts w:ascii="Courier New" w:eastAsia="Courier New" w:hAnsi="Courier New"/>
-          <w:sz w:val="17"/>
-          <w:lang w:val="ru-RU"/>
+      </w:pPr>
+      <w:r>
+        <w:rPr>
+          <w:rFonts w:ascii="Courier New" w:eastAsia="Courier New" w:hAnsi="Courier New"/>
+          <w:sz w:val="17"/>
         </w:rPr>
         <w:t xml:space="preserve"> </w:t>
       </w:r>
@@ -1773,14 +1715,7 @@
           <w:rFonts w:ascii="Courier New" w:eastAsia="Courier New" w:hAnsi="Courier New"/>
           <w:sz w:val="17"/>
         </w:rPr>
-        <w:t xml:space="preserve">       </w:t>
-      </w:r>
-      <w:r>
-        <w:rPr>
-          <w:rFonts w:ascii="Courier New" w:eastAsia="Courier New" w:hAnsi="Courier New"/>
-          <w:sz w:val="17"/>
-        </w:rPr>
-        <w:t xml:space="preserve"> print(PINK + "*" + RESET + line.center(width - 2) + PINK + "*" + RESET)</w:t>
+        <w:t xml:space="preserve">        print(PINK + "*" + RESET + line.center(width - 2) + PINK + "*" + RESET)</w:t>
       </w:r>
     </w:p>
     <w:p>
@@ -1851,15 +1786,7 @@
           <w:sz w:val="17"/>
           <w:lang w:val="ru-RU"/>
         </w:rPr>
-        <w:t>"""Формирует и выводит личную визитку польз</w:t>
-      </w:r>
-      <w:r>
-        <w:rPr>
-          <w:rFonts w:ascii="Courier New" w:eastAsia="Courier New" w:hAnsi="Courier New"/>
-          <w:sz w:val="17"/>
-          <w:lang w:val="ru-RU"/>
-        </w:rPr>
-        <w:t>ователя."""</w:t>
+        <w:t>"""Формирует и выводит личную визитку пользователя."""</w:t>
       </w:r>
     </w:p>
     <w:p>
@@ -2283,14 +2210,7 @@
           <w:rFonts w:ascii="Courier New" w:eastAsia="Courier New" w:hAnsi="Courier New"/>
           <w:sz w:val="17"/>
         </w:rPr>
-        <w:t xml:space="preserve">            text = " </w:t>
-      </w:r>
-      <w:r>
-        <w:rPr>
-          <w:rFonts w:ascii="Courier New" w:eastAsia="Courier New" w:hAnsi="Courier New"/>
-          <w:sz w:val="17"/>
-        </w:rPr>
-        <w:t>" + line.ljust(width - 3)</w:t>
+        <w:t xml:space="preserve">            text = " " + line.ljust(width - 3)</w:t>
       </w:r>
     </w:p>
     <w:p>
@@ -2379,9 +2299,6 @@
     <w:p>
       <w:pPr>
         <w:spacing w:after="0" w:line="240" w:lineRule="auto"/>
-        <w:rPr>
-          <w:lang w:val="ru-RU"/>
-        </w:rPr>
       </w:pPr>
       <w:r>
         <w:rPr>
@@ -2391,6 +2308,7 @@
         </w:rPr>
         <w:t xml:space="preserve">    </w:t>
       </w:r>
+      <w:proofErr w:type="spellStart"/>
       <w:r>
         <w:rPr>
           <w:rFonts w:ascii="Courier New" w:eastAsia="Courier New" w:hAnsi="Courier New"/>
@@ -2402,7 +2320,6 @@
         <w:rPr>
           <w:rFonts w:ascii="Courier New" w:eastAsia="Courier New" w:hAnsi="Courier New"/>
           <w:sz w:val="17"/>
-          <w:lang w:val="ru-RU"/>
         </w:rPr>
         <w:t>_</w:t>
       </w:r>
@@ -2414,11 +2331,11 @@
         </w:rPr>
         <w:t>box</w:t>
       </w:r>
-      <w:r>
-        <w:rPr>
-          <w:rFonts w:ascii="Courier New" w:eastAsia="Courier New" w:hAnsi="Courier New"/>
-          <w:sz w:val="17"/>
-          <w:lang w:val="ru-RU"/>
+      <w:proofErr w:type="spellEnd"/>
+      <w:r>
+        <w:rPr>
+          <w:rFonts w:ascii="Courier New" w:eastAsia="Courier New" w:hAnsi="Courier New"/>
+          <w:sz w:val="17"/>
         </w:rPr>
         <w:t>(</w:t>
       </w:r>
@@ -2427,9 +2344,38 @@
         <w:rPr>
           <w:rFonts w:ascii="Courier New" w:eastAsia="Courier New" w:hAnsi="Courier New"/>
           <w:sz w:val="17"/>
-          <w:lang w:val="ru-RU"/>
-        </w:rPr>
-        <w:t>["Личная визитка", "</w:t>
+        </w:rPr>
+        <w:t>["</w:t>
+      </w:r>
+      <w:r>
+        <w:rPr>
+          <w:rFonts w:ascii="Courier New" w:eastAsia="Courier New" w:hAnsi="Courier New"/>
+          <w:sz w:val="17"/>
+          <w:lang w:val="ru-RU"/>
+        </w:rPr>
+        <w:t>Личная</w:t>
+      </w:r>
+      <w:r>
+        <w:rPr>
+          <w:rFonts w:ascii="Courier New" w:eastAsia="Courier New" w:hAnsi="Courier New"/>
+          <w:sz w:val="17"/>
+        </w:rPr>
+        <w:t xml:space="preserve"> </w:t>
+      </w:r>
+      <w:r>
+        <w:rPr>
+          <w:rFonts w:ascii="Courier New" w:eastAsia="Courier New" w:hAnsi="Courier New"/>
+          <w:sz w:val="17"/>
+          <w:lang w:val="ru-RU"/>
+        </w:rPr>
+        <w:t>визитка</w:t>
+      </w:r>
+      <w:r>
+        <w:rPr>
+          <w:rFonts w:ascii="Courier New" w:eastAsia="Courier New" w:hAnsi="Courier New"/>
+          <w:sz w:val="17"/>
+        </w:rPr>
+        <w:t>", "</w:t>
       </w:r>
       <w:r>
         <w:rPr>
@@ -2442,7 +2388,6 @@
         <w:rPr>
           <w:rFonts w:ascii="Courier New" w:eastAsia="Courier New" w:hAnsi="Courier New"/>
           <w:sz w:val="17"/>
-          <w:lang w:val="ru-RU"/>
         </w:rPr>
         <w:t xml:space="preserve"> </w:t>
       </w:r>
@@ -2457,7 +2402,6 @@
         <w:rPr>
           <w:rFonts w:ascii="Courier New" w:eastAsia="Courier New" w:hAnsi="Courier New"/>
           <w:sz w:val="17"/>
-          <w:lang w:val="ru-RU"/>
         </w:rPr>
         <w:t xml:space="preserve"> &amp; </w:t>
       </w:r>
@@ -2472,7 +2416,6 @@
         <w:rPr>
           <w:rFonts w:ascii="Courier New" w:eastAsia="Courier New" w:hAnsi="Courier New"/>
           <w:sz w:val="17"/>
-          <w:lang w:val="ru-RU"/>
         </w:rPr>
         <w:t>"])</w:t>
       </w:r>
@@ -2485,7 +2428,6 @@
         <w:rPr>
           <w:rFonts w:ascii="Courier New" w:eastAsia="Courier New" w:hAnsi="Courier New"/>
           <w:sz w:val="17"/>
-          <w:lang w:val="ru-RU"/>
         </w:rPr>
         <w:t xml:space="preserve">    </w:t>
       </w:r>
@@ -2832,13 +2774,7 @@
         <w:rPr>
           <w:lang w:val="ru-RU"/>
         </w:rPr>
-        <w:t>В данном ра</w:t>
-      </w:r>
-      <w:r>
-        <w:rPr>
-          <w:lang w:val="ru-RU"/>
-        </w:rPr>
-        <w:t xml:space="preserve">зделе необходимо вставить скриншоты запуска программы минимум в двух различных операционных системах или средах выполнения. </w:t>
+        <w:t xml:space="preserve">В данном разделе необходимо вставить скриншоты запуска программы минимум в двух различных операционных системах или средах выполнения. </w:t>
       </w:r>
       <w:proofErr w:type="gramStart"/>
       <w:r>
@@ -2918,7 +2854,7 @@
         <w:tblLook w:val="04A0" w:firstRow="1" w:lastRow="0" w:firstColumn="1" w:lastColumn="0" w:noHBand="0" w:noVBand="1"/>
       </w:tblPr>
       <w:tblGrid>
-        <w:gridCol w:w="9973"/>
+        <w:gridCol w:w="9943"/>
       </w:tblGrid>
       <w:tr>
         <w:trPr>
@@ -2956,14 +2892,7 @@
                 <w:b/>
                 <w:color w:val="E91E63"/>
               </w:rPr>
-              <w:t>Win</w:t>
-            </w:r>
-            <w:r>
-              <w:rPr>
-                <w:b/>
-                <w:color w:val="E91E63"/>
-              </w:rPr>
-              <w:t>dows</w:t>
+              <w:t>Windows</w:t>
             </w:r>
             <w:r>
               <w:rPr>
@@ -3020,7 +2949,8 @@
             </w:pPr>
             <w:r>
               <w:rPr>
-                <w:lang w:val="ru-RU"/>
+                <w:noProof/>
+                <w:lang w:val="ru-RU" w:eastAsia="ru-RU"/>
               </w:rPr>
               <w:drawing>
                 <wp:inline distT="0" distB="0" distL="0" distR="0" wp14:anchorId="165A6371" wp14:editId="0404B36C">
@@ -3077,6 +3007,41 @@
         </w:rPr>
       </w:pPr>
     </w:p>
+    <w:p>
+      <w:pPr>
+        <w:rPr>
+          <w:lang w:val="ru-RU"/>
+        </w:rPr>
+      </w:pPr>
+    </w:p>
+    <w:p>
+      <w:pPr>
+        <w:rPr>
+          <w:lang w:val="ru-RU"/>
+        </w:rPr>
+      </w:pPr>
+    </w:p>
+    <w:p>
+      <w:pPr>
+        <w:rPr>
+          <w:lang w:val="ru-RU"/>
+        </w:rPr>
+      </w:pPr>
+    </w:p>
+    <w:p>
+      <w:pPr>
+        <w:rPr>
+          <w:lang w:val="ru-RU"/>
+        </w:rPr>
+      </w:pPr>
+    </w:p>
+    <w:p>
+      <w:pPr>
+        <w:rPr>
+          <w:lang w:val="ru-RU"/>
+        </w:rPr>
+      </w:pPr>
+    </w:p>
     <w:tbl>
       <w:tblPr>
         <w:tblW w:w="0" w:type="auto"/>
@@ -3084,7 +3049,7 @@
         <w:tblLook w:val="04A0" w:firstRow="1" w:lastRow="0" w:firstColumn="1" w:lastColumn="0" w:noHBand="0" w:noVBand="1"/>
       </w:tblPr>
       <w:tblGrid>
-        <w:gridCol w:w="10189"/>
+        <w:gridCol w:w="9943"/>
       </w:tblGrid>
       <w:tr>
         <w:trPr>
@@ -3115,6 +3080,7 @@
                 <w:color w:val="E91E63"/>
                 <w:lang w:val="ru-RU"/>
               </w:rPr>
+              <w:lastRenderedPageBreak/>
               <w:t>запуск программы в другой среде выполнения</w:t>
             </w:r>
           </w:p>
@@ -3130,10 +3096,10 @@
                 <w:lang w:val="ru-RU"/>
               </w:rPr>
               <w:drawing>
-                <wp:inline distT="0" distB="0" distL="0" distR="0" wp14:anchorId="472DCB7E" wp14:editId="588F65CA">
-                  <wp:extent cx="6332855" cy="1194435"/>
-                  <wp:effectExtent l="0" t="0" r="0" b="5715"/>
-                  <wp:docPr id="2" name="Рисунок 2"/>
+                <wp:inline distT="0" distB="0" distL="0" distR="0" wp14:anchorId="329475AE" wp14:editId="266F1AE1">
+                  <wp:extent cx="6315956" cy="3715268"/>
+                  <wp:effectExtent l="0" t="0" r="8890" b="0"/>
+                  <wp:docPr id="4" name="Рисунок 4"/>
                   <wp:cNvGraphicFramePr>
                     <a:graphicFrameLocks xmlns:a="http://schemas.openxmlformats.org/drawingml/2006/main" noChangeAspect="1"/>
                   </wp:cNvGraphicFramePr>
@@ -3153,7 +3119,7 @@
                         <pic:spPr>
                           <a:xfrm>
                             <a:off x="0" y="0"/>
-                            <a:ext cx="6332855" cy="1194435"/>
+                            <a:ext cx="6315956" cy="3715268"/>
                           </a:xfrm>
                           <a:prstGeom prst="rect">
                             <a:avLst/>
@@ -3174,86 +3140,6 @@
               </w:rPr>
             </w:pPr>
           </w:p>
-          <w:p>
-            <w:pPr>
-              <w:spacing w:after="0"/>
-              <w:rPr>
-                <w:lang w:val="ru-RU"/>
-              </w:rPr>
-            </w:pPr>
-            <w:r>
-              <w:rPr>
-                <w:lang w:val="ru-RU"/>
-              </w:rPr>
-              <w:drawing>
-                <wp:inline distT="0" distB="0" distL="0" distR="0" wp14:anchorId="5D7C8082" wp14:editId="423CC079">
-                  <wp:extent cx="6332855" cy="5687695"/>
-                  <wp:effectExtent l="0" t="0" r="0" b="8255"/>
-                  <wp:docPr id="3" name="Рисунок 3"/>
-                  <wp:cNvGraphicFramePr>
-                    <a:graphicFrameLocks xmlns:a="http://schemas.openxmlformats.org/drawingml/2006/main" noChangeAspect="1"/>
-                  </wp:cNvGraphicFramePr>
-                  <a:graphic xmlns:a="http://schemas.openxmlformats.org/drawingml/2006/main">
-                    <a:graphicData uri="http://schemas.openxmlformats.org/drawingml/2006/picture">
-                      <pic:pic xmlns:pic="http://schemas.openxmlformats.org/drawingml/2006/picture">
-                        <pic:nvPicPr>
-                          <pic:cNvPr id="1" name=""/>
-                          <pic:cNvPicPr/>
-                        </pic:nvPicPr>
-                        <pic:blipFill>
-                          <a:blip r:embed="rId10"/>
-                          <a:stretch>
-                            <a:fillRect/>
-                          </a:stretch>
-                        </pic:blipFill>
-                        <pic:spPr>
-                          <a:xfrm>
-                            <a:off x="0" y="0"/>
-                            <a:ext cx="6332855" cy="5687695"/>
-                          </a:xfrm>
-                          <a:prstGeom prst="rect">
-                            <a:avLst/>
-                          </a:prstGeom>
-                        </pic:spPr>
-                      </pic:pic>
-                    </a:graphicData>
-                  </a:graphic>
-                </wp:inline>
-              </w:drawing>
-            </w:r>
-          </w:p>
-          <w:p>
-            <w:pPr>
-              <w:spacing w:after="0"/>
-              <w:rPr>
-                <w:lang w:val="ru-RU"/>
-              </w:rPr>
-            </w:pPr>
-          </w:p>
-          <w:p>
-            <w:pPr>
-              <w:spacing w:after="0"/>
-              <w:rPr>
-                <w:lang w:val="ru-RU"/>
-              </w:rPr>
-            </w:pPr>
-          </w:p>
-          <w:p>
-            <w:pPr>
-              <w:spacing w:after="0"/>
-              <w:rPr>
-                <w:lang w:val="ru-RU"/>
-              </w:rPr>
-            </w:pPr>
-          </w:p>
-          <w:p>
-            <w:pPr>
-              <w:spacing w:after="0"/>
-              <w:rPr>
-                <w:lang w:val="ru-RU"/>
-              </w:rPr>
-            </w:pPr>
-          </w:p>
         </w:tc>
       </w:tr>
     </w:tbl>
@@ -3374,7 +3260,6 @@
         <w:rPr>
           <w:lang w:val="ru-RU"/>
         </w:rPr>
-        <w:lastRenderedPageBreak/>
         <w:t>6. Вывод</w:t>
       </w:r>
     </w:p>
@@ -3388,17 +3273,11 @@
         <w:rPr>
           <w:lang w:val="ru-RU"/>
         </w:rPr>
-        <w:t>В ходе лабораторной работы была разработана консольная программа «Личная визитка». Программа запрашивает у пользователя строковые и числовые данные, преобразует введенные значения к нужным типам, вычисляет приблизительный возраст и выв</w:t>
-      </w:r>
-      <w:r>
-        <w:rPr>
-          <w:lang w:val="ru-RU"/>
-        </w:rPr>
-        <w:t>одит результат в аккуратной рамке. Также была реализована базовая обработка ошибок ввода, что повышает надежность работы программы.</w:t>
+        <w:t>В ходе лабораторной работы была разработана консольная программа «Личная визитка». Программа запрашивает у пользователя строковые и числовые данные, преобразует введенные значения к нужным типам, вычисляет приблизительный возраст и выводит результат в аккуратной рамке. Также была реализована базовая обработка ошибок ввода, что повышает надежность работы программы.</w:t>
       </w:r>
     </w:p>
     <w:sectPr>
-      <w:footerReference w:type="default" r:id="rId11"/>
+      <w:footerReference w:type="default" r:id="rId10"/>
       <w:pgSz w:w="12240" w:h="15840"/>
       <w:pgMar w:top="1134" w:right="1020" w:bottom="1134" w:left="1247" w:header="720" w:footer="720" w:gutter="0"/>
       <w:cols w:space="720"/>
@@ -15376,7 +15255,7 @@
 </file>
 
 <file path=customXml/itemProps1.xml><?xml version="1.0" encoding="utf-8"?>
-<ds:datastoreItem xmlns:ds="http://schemas.openxmlformats.org/officeDocument/2006/customXml" ds:itemID="{E09B2A63-5279-4BF0-B416-BE8C408DFFE3}">
+<ds:datastoreItem xmlns:ds="http://schemas.openxmlformats.org/officeDocument/2006/customXml" ds:itemID="{F8A3A481-A825-43EB-985B-AE6685DAD234}">
   <ds:schemaRefs>
     <ds:schemaRef ds:uri="http://schemas.openxmlformats.org/officeDocument/2006/bibliography"/>
   </ds:schemaRefs>
